--- a/docs/recette/guides-utilisateurs/Guide-de-test-Agent-Gate.docx
+++ b/docs/recette/guides-utilisateurs/Guide-de-test-Agent-Gate.docx
@@ -57,7 +57,7 @@
           <w:sz w:val="22"/>
           <w:szCs w:val="22"/>
         </w:rPr>
-        <w:t xml:space="preserve">Version 1.0 — 28/09/2026</w:t>
+        <w:t xml:space="preserve">Version 1.1 — 28/09/2026</w:t>
       </w:r>
     </w:p>
     <w:tbl>

--- a/docs/recette/guides-utilisateurs/Guide-de-test-Agent-Gate.docx
+++ b/docs/recette/guides-utilisateurs/Guide-de-test-Agent-Gate.docx
@@ -57,7 +57,7 @@
           <w:sz w:val="22"/>
           <w:szCs w:val="22"/>
         </w:rPr>
-        <w:t xml:space="preserve">Version 1.1 — 28/09/2026</w:t>
+        <w:t xml:space="preserve">Version 1.2 — 03/10/2026</w:t>
       </w:r>
     </w:p>
     <w:tbl>
@@ -3422,7 +3422,343 @@
                 <w:sz w:val="20"/>
                 <w:szCs w:val="20"/>
               </w:rPr>
-              <w:t xml:space="preserve">La demande est terminée. Chaque étape porte sa date et son heure.</w:t>
+              <w:t xml:space="preserve">Deux champs s'ouvrent : « Numéro du badge » et « Date d'expiration du badge » (un an proposé).</w:t>
+            </w:r>
+          </w:p>
+        </w:tc>
+        <w:tc>
+          <w:tcPr>
+            <w:tcW w:type="dxa" w:w="1800"/>
+            <w:tcBorders>
+              <w:top w:val="single" w:color="B8C4D0" w:sz="4"/>
+              <w:left w:val="single" w:color="B8C4D0" w:sz="4"/>
+              <w:bottom w:val="single" w:color="B8C4D0" w:sz="4"/>
+              <w:right w:val="single" w:color="B8C4D0" w:sz="4"/>
+            </w:tcBorders>
+            <w:tcMar>
+              <w:top w:type="dxa" w:w="80"/>
+              <w:left w:type="dxa" w:w="100"/>
+              <w:bottom w:type="dxa" w:w="80"/>
+              <w:right w:type="dxa" w:w="100"/>
+            </w:tcMar>
+          </w:tcPr>
+          <w:p>
+            <w:r>
+              <w:rPr>
+                <w:b w:val="false"/>
+                <w:bCs w:val="false"/>
+                <w:sz w:val="20"/>
+                <w:szCs w:val="20"/>
+              </w:rPr>
+              <w:t xml:space="preserve">☐ Ça marche</w:t>
+            </w:r>
+          </w:p>
+          <w:p>
+            <w:r>
+              <w:rPr>
+                <w:b w:val="false"/>
+                <w:bCs w:val="false"/>
+                <w:sz w:val="20"/>
+                <w:szCs w:val="20"/>
+              </w:rPr>
+              <w:t xml:space="preserve">☐ Ne marche pas</w:t>
+            </w:r>
+          </w:p>
+          <w:p>
+            <w:r>
+              <w:rPr>
+                <w:b w:val="false"/>
+                <w:bCs w:val="false"/>
+                <w:sz w:val="20"/>
+                <w:szCs w:val="20"/>
+              </w:rPr>
+              <w:t xml:space="preserve">☐ Pas compris</w:t>
+            </w:r>
+          </w:p>
+        </w:tc>
+        <w:tc>
+          <w:tcPr>
+            <w:tcW w:type="dxa" w:w="1526"/>
+            <w:tcBorders>
+              <w:top w:val="single" w:color="B8C4D0" w:sz="4"/>
+              <w:left w:val="single" w:color="B8C4D0" w:sz="4"/>
+              <w:bottom w:val="single" w:color="B8C4D0" w:sz="4"/>
+              <w:right w:val="single" w:color="B8C4D0" w:sz="4"/>
+            </w:tcBorders>
+            <w:tcMar>
+              <w:top w:type="dxa" w:w="80"/>
+              <w:left w:type="dxa" w:w="100"/>
+              <w:bottom w:type="dxa" w:w="80"/>
+              <w:right w:type="dxa" w:w="100"/>
+            </w:tcMar>
+          </w:tcPr>
+          <w:p>
+            <w:r>
+              <w:rPr>
+                <w:b w:val="false"/>
+                <w:bCs w:val="false"/>
+                <w:sz w:val="20"/>
+                <w:szCs w:val="20"/>
+              </w:rPr>
+              <w:t xml:space="preserve"/>
+            </w:r>
+          </w:p>
+        </w:tc>
+      </w:tr>
+      <w:tr>
+        <w:trPr>
+          <w:cantSplit/>
+        </w:trPr>
+        <w:tc>
+          <w:tcPr>
+            <w:tcW w:type="dxa" w:w="480"/>
+            <w:tcBorders>
+              <w:top w:val="single" w:color="B8C4D0" w:sz="4"/>
+              <w:left w:val="single" w:color="B8C4D0" w:sz="4"/>
+              <w:bottom w:val="single" w:color="B8C4D0" w:sz="4"/>
+              <w:right w:val="single" w:color="B8C4D0" w:sz="4"/>
+            </w:tcBorders>
+            <w:shd w:fill="EAF1F8" w:color="auto" w:val="clear"/>
+            <w:tcMar>
+              <w:top w:type="dxa" w:w="80"/>
+              <w:left w:type="dxa" w:w="100"/>
+              <w:bottom w:type="dxa" w:w="80"/>
+              <w:right w:type="dxa" w:w="100"/>
+            </w:tcMar>
+          </w:tcPr>
+          <w:p>
+            <w:r>
+              <w:rPr>
+                <w:b w:val="false"/>
+                <w:bCs w:val="false"/>
+                <w:sz w:val="20"/>
+                <w:szCs w:val="20"/>
+              </w:rPr>
+              <w:t xml:space="preserve">6</w:t>
+            </w:r>
+          </w:p>
+        </w:tc>
+        <w:tc>
+          <w:tcPr>
+            <w:tcW w:type="dxa" w:w="3300"/>
+            <w:tcBorders>
+              <w:top w:val="single" w:color="B8C4D0" w:sz="4"/>
+              <w:left w:val="single" w:color="B8C4D0" w:sz="4"/>
+              <w:bottom w:val="single" w:color="B8C4D0" w:sz="4"/>
+              <w:right w:val="single" w:color="B8C4D0" w:sz="4"/>
+            </w:tcBorders>
+            <w:tcMar>
+              <w:top w:type="dxa" w:w="80"/>
+              <w:left w:type="dxa" w:w="100"/>
+              <w:bottom w:type="dxa" w:w="80"/>
+              <w:right w:type="dxa" w:w="100"/>
+            </w:tcMar>
+          </w:tcPr>
+          <w:p>
+            <w:r>
+              <w:rPr>
+                <w:b w:val="false"/>
+                <w:bCs w:val="false"/>
+                <w:sz w:val="20"/>
+                <w:szCs w:val="20"/>
+              </w:rPr>
+              <w:t xml:space="preserve">Laissez le numéro vide.</w:t>
+            </w:r>
+          </w:p>
+        </w:tc>
+        <w:tc>
+          <w:tcPr>
+            <w:tcW w:type="dxa" w:w="2800"/>
+            <w:tcBorders>
+              <w:top w:val="single" w:color="B8C4D0" w:sz="4"/>
+              <w:left w:val="single" w:color="B8C4D0" w:sz="4"/>
+              <w:bottom w:val="single" w:color="B8C4D0" w:sz="4"/>
+              <w:right w:val="single" w:color="B8C4D0" w:sz="4"/>
+            </w:tcBorders>
+            <w:tcMar>
+              <w:top w:type="dxa" w:w="80"/>
+              <w:left w:type="dxa" w:w="100"/>
+              <w:bottom w:type="dxa" w:w="80"/>
+              <w:right w:type="dxa" w:w="100"/>
+            </w:tcMar>
+          </w:tcPr>
+          <w:p>
+            <w:r>
+              <w:rPr>
+                <w:b w:val="false"/>
+                <w:bCs w:val="false"/>
+                <w:sz w:val="20"/>
+                <w:szCs w:val="20"/>
+              </w:rPr>
+              <w:t xml:space="preserve">Le bouton « Confirmer la remise » reste grisé.</w:t>
+            </w:r>
+          </w:p>
+        </w:tc>
+        <w:tc>
+          <w:tcPr>
+            <w:tcW w:type="dxa" w:w="1800"/>
+            <w:tcBorders>
+              <w:top w:val="single" w:color="B8C4D0" w:sz="4"/>
+              <w:left w:val="single" w:color="B8C4D0" w:sz="4"/>
+              <w:bottom w:val="single" w:color="B8C4D0" w:sz="4"/>
+              <w:right w:val="single" w:color="B8C4D0" w:sz="4"/>
+            </w:tcBorders>
+            <w:tcMar>
+              <w:top w:type="dxa" w:w="80"/>
+              <w:left w:type="dxa" w:w="100"/>
+              <w:bottom w:type="dxa" w:w="80"/>
+              <w:right w:type="dxa" w:w="100"/>
+            </w:tcMar>
+          </w:tcPr>
+          <w:p>
+            <w:r>
+              <w:rPr>
+                <w:b w:val="false"/>
+                <w:bCs w:val="false"/>
+                <w:sz w:val="20"/>
+                <w:szCs w:val="20"/>
+              </w:rPr>
+              <w:t xml:space="preserve">☐ Ça marche</w:t>
+            </w:r>
+          </w:p>
+          <w:p>
+            <w:r>
+              <w:rPr>
+                <w:b w:val="false"/>
+                <w:bCs w:val="false"/>
+                <w:sz w:val="20"/>
+                <w:szCs w:val="20"/>
+              </w:rPr>
+              <w:t xml:space="preserve">☐ Ne marche pas</w:t>
+            </w:r>
+          </w:p>
+          <w:p>
+            <w:r>
+              <w:rPr>
+                <w:b w:val="false"/>
+                <w:bCs w:val="false"/>
+                <w:sz w:val="20"/>
+                <w:szCs w:val="20"/>
+              </w:rPr>
+              <w:t xml:space="preserve">☐ Pas compris</w:t>
+            </w:r>
+          </w:p>
+        </w:tc>
+        <w:tc>
+          <w:tcPr>
+            <w:tcW w:type="dxa" w:w="1526"/>
+            <w:tcBorders>
+              <w:top w:val="single" w:color="B8C4D0" w:sz="4"/>
+              <w:left w:val="single" w:color="B8C4D0" w:sz="4"/>
+              <w:bottom w:val="single" w:color="B8C4D0" w:sz="4"/>
+              <w:right w:val="single" w:color="B8C4D0" w:sz="4"/>
+            </w:tcBorders>
+            <w:tcMar>
+              <w:top w:type="dxa" w:w="80"/>
+              <w:left w:type="dxa" w:w="100"/>
+              <w:bottom w:type="dxa" w:w="80"/>
+              <w:right w:type="dxa" w:w="100"/>
+            </w:tcMar>
+          </w:tcPr>
+          <w:p>
+            <w:r>
+              <w:rPr>
+                <w:b w:val="false"/>
+                <w:bCs w:val="false"/>
+                <w:sz w:val="20"/>
+                <w:szCs w:val="20"/>
+              </w:rPr>
+              <w:t xml:space="preserve"/>
+            </w:r>
+          </w:p>
+        </w:tc>
+      </w:tr>
+      <w:tr>
+        <w:trPr>
+          <w:cantSplit/>
+        </w:trPr>
+        <w:tc>
+          <w:tcPr>
+            <w:tcW w:type="dxa" w:w="480"/>
+            <w:tcBorders>
+              <w:top w:val="single" w:color="B8C4D0" w:sz="4"/>
+              <w:left w:val="single" w:color="B8C4D0" w:sz="4"/>
+              <w:bottom w:val="single" w:color="B8C4D0" w:sz="4"/>
+              <w:right w:val="single" w:color="B8C4D0" w:sz="4"/>
+            </w:tcBorders>
+            <w:shd w:fill="EAF1F8" w:color="auto" w:val="clear"/>
+            <w:tcMar>
+              <w:top w:type="dxa" w:w="80"/>
+              <w:left w:type="dxa" w:w="100"/>
+              <w:bottom w:type="dxa" w:w="80"/>
+              <w:right w:type="dxa" w:w="100"/>
+            </w:tcMar>
+          </w:tcPr>
+          <w:p>
+            <w:r>
+              <w:rPr>
+                <w:b w:val="false"/>
+                <w:bCs w:val="false"/>
+                <w:sz w:val="20"/>
+                <w:szCs w:val="20"/>
+              </w:rPr>
+              <w:t xml:space="preserve">7</w:t>
+            </w:r>
+          </w:p>
+        </w:tc>
+        <w:tc>
+          <w:tcPr>
+            <w:tcW w:type="dxa" w:w="3300"/>
+            <w:tcBorders>
+              <w:top w:val="single" w:color="B8C4D0" w:sz="4"/>
+              <w:left w:val="single" w:color="B8C4D0" w:sz="4"/>
+              <w:bottom w:val="single" w:color="B8C4D0" w:sz="4"/>
+              <w:right w:val="single" w:color="B8C4D0" w:sz="4"/>
+            </w:tcBorders>
+            <w:tcMar>
+              <w:top w:type="dxa" w:w="80"/>
+              <w:left w:type="dxa" w:w="100"/>
+              <w:bottom w:type="dxa" w:w="80"/>
+              <w:right w:type="dxa" w:w="100"/>
+            </w:tcMar>
+          </w:tcPr>
+          <w:p>
+            <w:r>
+              <w:rPr>
+                <w:b w:val="false"/>
+                <w:bCs w:val="false"/>
+                <w:sz w:val="20"/>
+                <w:szCs w:val="20"/>
+              </w:rPr>
+              <w:t xml:space="preserve">Tapez le numéro imprimé sur le badge, corrigez la date si besoin, puis cliquez sur « Confirmer la remise ».</w:t>
+            </w:r>
+          </w:p>
+        </w:tc>
+        <w:tc>
+          <w:tcPr>
+            <w:tcW w:type="dxa" w:w="2800"/>
+            <w:tcBorders>
+              <w:top w:val="single" w:color="B8C4D0" w:sz="4"/>
+              <w:left w:val="single" w:color="B8C4D0" w:sz="4"/>
+              <w:bottom w:val="single" w:color="B8C4D0" w:sz="4"/>
+              <w:right w:val="single" w:color="B8C4D0" w:sz="4"/>
+            </w:tcBorders>
+            <w:tcMar>
+              <w:top w:type="dxa" w:w="80"/>
+              <w:left w:type="dxa" w:w="100"/>
+              <w:bottom w:type="dxa" w:w="80"/>
+              <w:right w:type="dxa" w:w="100"/>
+            </w:tcMar>
+          </w:tcPr>
+          <w:p>
+            <w:r>
+              <w:rPr>
+                <w:b w:val="false"/>
+                <w:bCs w:val="false"/>
+                <w:sz w:val="20"/>
+                <w:szCs w:val="20"/>
+              </w:rPr>
+              <w:t xml:space="preserve">La demande est terminée. L'historique indique « Badge n° …, expire le … ». L'entreprise est prévenue.</w:t>
             </w:r>
           </w:p>
         </w:tc>

--- a/docs/recette/guides-utilisateurs/Guide-de-test-Agent-Gate.docx
+++ b/docs/recette/guides-utilisateurs/Guide-de-test-Agent-Gate.docx
@@ -57,7 +57,7 @@
           <w:sz w:val="22"/>
           <w:szCs w:val="22"/>
         </w:rPr>
-        <w:t xml:space="preserve">Version 1.2 — 03/10/2026</w:t>
+        <w:t xml:space="preserve">Version 1.3 — 04/10/2026</w:t>
       </w:r>
     </w:p>
     <w:tbl>
@@ -171,7 +171,7 @@
           <w:b/>
           <w:bCs/>
         </w:rPr>
-        <w:t xml:space="preserve">Durée estimée : environ 45 minutes, en 4 parties.</w:t>
+        <w:t xml:space="preserve">Durée estimée : environ 45 minutes, en 5 parties.</w:t>
       </w:r>
     </w:p>
     <w:p>
@@ -3855,7 +3855,718 @@
         <w:pStyle w:val="Heading1"/>
       </w:pPr>
       <w:r>
-        <w:t xml:space="preserve">Partie 4 — Terminer</w:t>
+        <w:t xml:space="preserve">Partie 4 — Repérer les doublons et demander un complément</w:t>
+      </w:r>
+    </w:p>
+    <w:p>
+      <w:pPr>
+        <w:spacing w:after="120"/>
+        <w:rPr>
+          <w:i/>
+          <w:iCs/>
+        </w:rPr>
+      </w:pPr>
+      <w:r>
+        <w:rPr>
+          <w:i/>
+          <w:iCs/>
+        </w:rPr>
+        <w:t xml:space="preserve">Une entreprise envoie parfois deux fois la même demande, ou il manque une pièce.</w:t>
+      </w:r>
+    </w:p>
+    <w:tbl>
+      <w:tblPr>
+        <w:tblW w:type="dxa" w:w="9906"/>
+        <w:tblBorders>
+          <w:top w:val="single" w:color="auto" w:sz="4"/>
+          <w:left w:val="single" w:color="auto" w:sz="4"/>
+          <w:bottom w:val="single" w:color="auto" w:sz="4"/>
+          <w:right w:val="single" w:color="auto" w:sz="4"/>
+          <w:insideH w:val="single" w:color="auto" w:sz="4"/>
+          <w:insideV w:val="single" w:color="auto" w:sz="4"/>
+        </w:tblBorders>
+      </w:tblPr>
+      <w:tblGrid>
+        <w:gridCol w:w="480"/>
+        <w:gridCol w:w="3300"/>
+        <w:gridCol w:w="2800"/>
+        <w:gridCol w:w="1800"/>
+        <w:gridCol w:w="1526"/>
+      </w:tblGrid>
+      <w:tr>
+        <w:trPr>
+          <w:tblHeader/>
+        </w:trPr>
+        <w:tc>
+          <w:tcPr>
+            <w:tcW w:type="dxa" w:w="480"/>
+            <w:tcBorders>
+              <w:top w:val="single" w:color="B8C4D0" w:sz="4"/>
+              <w:left w:val="single" w:color="B8C4D0" w:sz="4"/>
+              <w:bottom w:val="single" w:color="B8C4D0" w:sz="4"/>
+              <w:right w:val="single" w:color="B8C4D0" w:sz="4"/>
+            </w:tcBorders>
+            <w:shd w:fill="0B3D6E" w:color="auto" w:val="clear"/>
+            <w:tcMar>
+              <w:top w:type="dxa" w:w="80"/>
+              <w:left w:type="dxa" w:w="100"/>
+              <w:bottom w:type="dxa" w:w="80"/>
+              <w:right w:type="dxa" w:w="100"/>
+            </w:tcMar>
+          </w:tcPr>
+          <w:p>
+            <w:r>
+              <w:rPr>
+                <w:b/>
+                <w:bCs/>
+                <w:color w:val="FFFFFF"/>
+                <w:sz w:val="20"/>
+                <w:szCs w:val="20"/>
+              </w:rPr>
+              <w:t xml:space="preserve">N°</w:t>
+            </w:r>
+          </w:p>
+        </w:tc>
+        <w:tc>
+          <w:tcPr>
+            <w:tcW w:type="dxa" w:w="3300"/>
+            <w:tcBorders>
+              <w:top w:val="single" w:color="B8C4D0" w:sz="4"/>
+              <w:left w:val="single" w:color="B8C4D0" w:sz="4"/>
+              <w:bottom w:val="single" w:color="B8C4D0" w:sz="4"/>
+              <w:right w:val="single" w:color="B8C4D0" w:sz="4"/>
+            </w:tcBorders>
+            <w:shd w:fill="0B3D6E" w:color="auto" w:val="clear"/>
+            <w:tcMar>
+              <w:top w:type="dxa" w:w="80"/>
+              <w:left w:type="dxa" w:w="100"/>
+              <w:bottom w:type="dxa" w:w="80"/>
+              <w:right w:type="dxa" w:w="100"/>
+            </w:tcMar>
+          </w:tcPr>
+          <w:p>
+            <w:r>
+              <w:rPr>
+                <w:b/>
+                <w:bCs/>
+                <w:color w:val="FFFFFF"/>
+                <w:sz w:val="20"/>
+                <w:szCs w:val="20"/>
+              </w:rPr>
+              <w:t xml:space="preserve">Ce que vous faites</w:t>
+            </w:r>
+          </w:p>
+        </w:tc>
+        <w:tc>
+          <w:tcPr>
+            <w:tcW w:type="dxa" w:w="2800"/>
+            <w:tcBorders>
+              <w:top w:val="single" w:color="B8C4D0" w:sz="4"/>
+              <w:left w:val="single" w:color="B8C4D0" w:sz="4"/>
+              <w:bottom w:val="single" w:color="B8C4D0" w:sz="4"/>
+              <w:right w:val="single" w:color="B8C4D0" w:sz="4"/>
+            </w:tcBorders>
+            <w:shd w:fill="0B3D6E" w:color="auto" w:val="clear"/>
+            <w:tcMar>
+              <w:top w:type="dxa" w:w="80"/>
+              <w:left w:type="dxa" w:w="100"/>
+              <w:bottom w:type="dxa" w:w="80"/>
+              <w:right w:type="dxa" w:w="100"/>
+            </w:tcMar>
+          </w:tcPr>
+          <w:p>
+            <w:r>
+              <w:rPr>
+                <w:b/>
+                <w:bCs/>
+                <w:color w:val="FFFFFF"/>
+                <w:sz w:val="20"/>
+                <w:szCs w:val="20"/>
+              </w:rPr>
+              <w:t xml:space="preserve">Ce que vous devez voir</w:t>
+            </w:r>
+          </w:p>
+        </w:tc>
+        <w:tc>
+          <w:tcPr>
+            <w:tcW w:type="dxa" w:w="1800"/>
+            <w:tcBorders>
+              <w:top w:val="single" w:color="B8C4D0" w:sz="4"/>
+              <w:left w:val="single" w:color="B8C4D0" w:sz="4"/>
+              <w:bottom w:val="single" w:color="B8C4D0" w:sz="4"/>
+              <w:right w:val="single" w:color="B8C4D0" w:sz="4"/>
+            </w:tcBorders>
+            <w:shd w:fill="0B3D6E" w:color="auto" w:val="clear"/>
+            <w:tcMar>
+              <w:top w:type="dxa" w:w="80"/>
+              <w:left w:type="dxa" w:w="100"/>
+              <w:bottom w:type="dxa" w:w="80"/>
+              <w:right w:type="dxa" w:w="100"/>
+            </w:tcMar>
+          </w:tcPr>
+          <w:p>
+            <w:r>
+              <w:rPr>
+                <w:b/>
+                <w:bCs/>
+                <w:color w:val="FFFFFF"/>
+                <w:sz w:val="20"/>
+                <w:szCs w:val="20"/>
+              </w:rPr>
+              <w:t xml:space="preserve">Résultat</w:t>
+            </w:r>
+          </w:p>
+        </w:tc>
+        <w:tc>
+          <w:tcPr>
+            <w:tcW w:type="dxa" w:w="1526"/>
+            <w:tcBorders>
+              <w:top w:val="single" w:color="B8C4D0" w:sz="4"/>
+              <w:left w:val="single" w:color="B8C4D0" w:sz="4"/>
+              <w:bottom w:val="single" w:color="B8C4D0" w:sz="4"/>
+              <w:right w:val="single" w:color="B8C4D0" w:sz="4"/>
+            </w:tcBorders>
+            <w:shd w:fill="0B3D6E" w:color="auto" w:val="clear"/>
+            <w:tcMar>
+              <w:top w:type="dxa" w:w="80"/>
+              <w:left w:type="dxa" w:w="100"/>
+              <w:bottom w:type="dxa" w:w="80"/>
+              <w:right w:type="dxa" w:w="100"/>
+            </w:tcMar>
+          </w:tcPr>
+          <w:p>
+            <w:r>
+              <w:rPr>
+                <w:b/>
+                <w:bCs/>
+                <w:color w:val="FFFFFF"/>
+                <w:sz w:val="20"/>
+                <w:szCs w:val="20"/>
+              </w:rPr>
+              <w:t xml:space="preserve">Commentaire</w:t>
+            </w:r>
+          </w:p>
+        </w:tc>
+      </w:tr>
+      <w:tr>
+        <w:trPr>
+          <w:cantSplit/>
+        </w:trPr>
+        <w:tc>
+          <w:tcPr>
+            <w:tcW w:type="dxa" w:w="480"/>
+            <w:tcBorders>
+              <w:top w:val="single" w:color="B8C4D0" w:sz="4"/>
+              <w:left w:val="single" w:color="B8C4D0" w:sz="4"/>
+              <w:bottom w:val="single" w:color="B8C4D0" w:sz="4"/>
+              <w:right w:val="single" w:color="B8C4D0" w:sz="4"/>
+            </w:tcBorders>
+            <w:shd w:fill="EAF1F8" w:color="auto" w:val="clear"/>
+            <w:tcMar>
+              <w:top w:type="dxa" w:w="80"/>
+              <w:left w:type="dxa" w:w="100"/>
+              <w:bottom w:type="dxa" w:w="80"/>
+              <w:right w:type="dxa" w:w="100"/>
+            </w:tcMar>
+          </w:tcPr>
+          <w:p>
+            <w:r>
+              <w:rPr>
+                <w:b w:val="false"/>
+                <w:bCs w:val="false"/>
+                <w:sz w:val="20"/>
+                <w:szCs w:val="20"/>
+              </w:rPr>
+              <w:t xml:space="preserve">1</w:t>
+            </w:r>
+          </w:p>
+        </w:tc>
+        <w:tc>
+          <w:tcPr>
+            <w:tcW w:type="dxa" w:w="3300"/>
+            <w:tcBorders>
+              <w:top w:val="single" w:color="B8C4D0" w:sz="4"/>
+              <w:left w:val="single" w:color="B8C4D0" w:sz="4"/>
+              <w:bottom w:val="single" w:color="B8C4D0" w:sz="4"/>
+              <w:right w:val="single" w:color="B8C4D0" w:sz="4"/>
+            </w:tcBorders>
+            <w:tcMar>
+              <w:top w:type="dxa" w:w="80"/>
+              <w:left w:type="dxa" w:w="100"/>
+              <w:bottom w:type="dxa" w:w="80"/>
+              <w:right w:type="dxa" w:w="100"/>
+            </w:tcMar>
+          </w:tcPr>
+          <w:p>
+            <w:r>
+              <w:rPr>
+                <w:b w:val="false"/>
+                <w:bCs w:val="false"/>
+                <w:sz w:val="20"/>
+                <w:szCs w:val="20"/>
+              </w:rPr>
+              <w:t xml:space="preserve">Ouvrez la « File Agent Gate ».</w:t>
+            </w:r>
+          </w:p>
+        </w:tc>
+        <w:tc>
+          <w:tcPr>
+            <w:tcW w:type="dxa" w:w="2800"/>
+            <w:tcBorders>
+              <w:top w:val="single" w:color="B8C4D0" w:sz="4"/>
+              <w:left w:val="single" w:color="B8C4D0" w:sz="4"/>
+              <w:bottom w:val="single" w:color="B8C4D0" w:sz="4"/>
+              <w:right w:val="single" w:color="B8C4D0" w:sz="4"/>
+            </w:tcBorders>
+            <w:tcMar>
+              <w:top w:type="dxa" w:w="80"/>
+              <w:left w:type="dxa" w:w="100"/>
+              <w:bottom w:type="dxa" w:w="80"/>
+              <w:right w:type="dxa" w:w="100"/>
+            </w:tcMar>
+          </w:tcPr>
+          <w:p>
+            <w:r>
+              <w:rPr>
+                <w:b w:val="false"/>
+                <w:bCs w:val="false"/>
+                <w:sz w:val="20"/>
+                <w:szCs w:val="20"/>
+              </w:rPr>
+              <w:t xml:space="preserve">Sous chaque objet : l'entreprise de transport ; « ⚠️ Doublon possible : ENR-… » si une autre demande identique est dans la file.</w:t>
+            </w:r>
+          </w:p>
+        </w:tc>
+        <w:tc>
+          <w:tcPr>
+            <w:tcW w:type="dxa" w:w="1800"/>
+            <w:tcBorders>
+              <w:top w:val="single" w:color="B8C4D0" w:sz="4"/>
+              <w:left w:val="single" w:color="B8C4D0" w:sz="4"/>
+              <w:bottom w:val="single" w:color="B8C4D0" w:sz="4"/>
+              <w:right w:val="single" w:color="B8C4D0" w:sz="4"/>
+            </w:tcBorders>
+            <w:tcMar>
+              <w:top w:type="dxa" w:w="80"/>
+              <w:left w:type="dxa" w:w="100"/>
+              <w:bottom w:type="dxa" w:w="80"/>
+              <w:right w:type="dxa" w:w="100"/>
+            </w:tcMar>
+          </w:tcPr>
+          <w:p>
+            <w:r>
+              <w:rPr>
+                <w:b w:val="false"/>
+                <w:bCs w:val="false"/>
+                <w:sz w:val="20"/>
+                <w:szCs w:val="20"/>
+              </w:rPr>
+              <w:t xml:space="preserve">☐ Ça marche</w:t>
+            </w:r>
+          </w:p>
+          <w:p>
+            <w:r>
+              <w:rPr>
+                <w:b w:val="false"/>
+                <w:bCs w:val="false"/>
+                <w:sz w:val="20"/>
+                <w:szCs w:val="20"/>
+              </w:rPr>
+              <w:t xml:space="preserve">☐ Ne marche pas</w:t>
+            </w:r>
+          </w:p>
+          <w:p>
+            <w:r>
+              <w:rPr>
+                <w:b w:val="false"/>
+                <w:bCs w:val="false"/>
+                <w:sz w:val="20"/>
+                <w:szCs w:val="20"/>
+              </w:rPr>
+              <w:t xml:space="preserve">☐ Pas compris</w:t>
+            </w:r>
+          </w:p>
+        </w:tc>
+        <w:tc>
+          <w:tcPr>
+            <w:tcW w:type="dxa" w:w="1526"/>
+            <w:tcBorders>
+              <w:top w:val="single" w:color="B8C4D0" w:sz="4"/>
+              <w:left w:val="single" w:color="B8C4D0" w:sz="4"/>
+              <w:bottom w:val="single" w:color="B8C4D0" w:sz="4"/>
+              <w:right w:val="single" w:color="B8C4D0" w:sz="4"/>
+            </w:tcBorders>
+            <w:tcMar>
+              <w:top w:type="dxa" w:w="80"/>
+              <w:left w:type="dxa" w:w="100"/>
+              <w:bottom w:type="dxa" w:w="80"/>
+              <w:right w:type="dxa" w:w="100"/>
+            </w:tcMar>
+          </w:tcPr>
+          <w:p>
+            <w:r>
+              <w:rPr>
+                <w:b w:val="false"/>
+                <w:bCs w:val="false"/>
+                <w:sz w:val="20"/>
+                <w:szCs w:val="20"/>
+              </w:rPr>
+              <w:t xml:space="preserve"/>
+            </w:r>
+          </w:p>
+        </w:tc>
+      </w:tr>
+      <w:tr>
+        <w:trPr>
+          <w:cantSplit/>
+        </w:trPr>
+        <w:tc>
+          <w:tcPr>
+            <w:tcW w:type="dxa" w:w="480"/>
+            <w:tcBorders>
+              <w:top w:val="single" w:color="B8C4D0" w:sz="4"/>
+              <w:left w:val="single" w:color="B8C4D0" w:sz="4"/>
+              <w:bottom w:val="single" w:color="B8C4D0" w:sz="4"/>
+              <w:right w:val="single" w:color="B8C4D0" w:sz="4"/>
+            </w:tcBorders>
+            <w:shd w:fill="EAF1F8" w:color="auto" w:val="clear"/>
+            <w:tcMar>
+              <w:top w:type="dxa" w:w="80"/>
+              <w:left w:type="dxa" w:w="100"/>
+              <w:bottom w:type="dxa" w:w="80"/>
+              <w:right w:type="dxa" w:w="100"/>
+            </w:tcMar>
+          </w:tcPr>
+          <w:p>
+            <w:r>
+              <w:rPr>
+                <w:b w:val="false"/>
+                <w:bCs w:val="false"/>
+                <w:sz w:val="20"/>
+                <w:szCs w:val="20"/>
+              </w:rPr>
+              <w:t xml:space="preserve">2</w:t>
+            </w:r>
+          </w:p>
+        </w:tc>
+        <w:tc>
+          <w:tcPr>
+            <w:tcW w:type="dxa" w:w="3300"/>
+            <w:tcBorders>
+              <w:top w:val="single" w:color="B8C4D0" w:sz="4"/>
+              <w:left w:val="single" w:color="B8C4D0" w:sz="4"/>
+              <w:bottom w:val="single" w:color="B8C4D0" w:sz="4"/>
+              <w:right w:val="single" w:color="B8C4D0" w:sz="4"/>
+            </w:tcBorders>
+            <w:tcMar>
+              <w:top w:type="dxa" w:w="80"/>
+              <w:left w:type="dxa" w:w="100"/>
+              <w:bottom w:type="dxa" w:w="80"/>
+              <w:right w:type="dxa" w:w="100"/>
+            </w:tcMar>
+          </w:tcPr>
+          <w:p>
+            <w:r>
+              <w:rPr>
+                <w:b w:val="false"/>
+                <w:bCs w:val="false"/>
+                <w:sz w:val="20"/>
+                <w:szCs w:val="20"/>
+              </w:rPr>
+              <w:t xml:space="preserve">Prenez en charge un dossier, puis « Demander un complément » avec un motif clair.</w:t>
+            </w:r>
+          </w:p>
+        </w:tc>
+        <w:tc>
+          <w:tcPr>
+            <w:tcW w:type="dxa" w:w="2800"/>
+            <w:tcBorders>
+              <w:top w:val="single" w:color="B8C4D0" w:sz="4"/>
+              <w:left w:val="single" w:color="B8C4D0" w:sz="4"/>
+              <w:bottom w:val="single" w:color="B8C4D0" w:sz="4"/>
+              <w:right w:val="single" w:color="B8C4D0" w:sz="4"/>
+            </w:tcBorders>
+            <w:tcMar>
+              <w:top w:type="dxa" w:w="80"/>
+              <w:left w:type="dxa" w:w="100"/>
+              <w:bottom w:type="dxa" w:w="80"/>
+              <w:right w:type="dxa" w:w="100"/>
+            </w:tcMar>
+          </w:tcPr>
+          <w:p>
+            <w:r>
+              <w:rPr>
+                <w:b w:val="false"/>
+                <w:bCs w:val="false"/>
+                <w:sz w:val="20"/>
+                <w:szCs w:val="20"/>
+              </w:rPr>
+              <w:t xml:space="preserve">Le transporteur voit votre motif mot pour mot.</w:t>
+            </w:r>
+          </w:p>
+        </w:tc>
+        <w:tc>
+          <w:tcPr>
+            <w:tcW w:type="dxa" w:w="1800"/>
+            <w:tcBorders>
+              <w:top w:val="single" w:color="B8C4D0" w:sz="4"/>
+              <w:left w:val="single" w:color="B8C4D0" w:sz="4"/>
+              <w:bottom w:val="single" w:color="B8C4D0" w:sz="4"/>
+              <w:right w:val="single" w:color="B8C4D0" w:sz="4"/>
+            </w:tcBorders>
+            <w:tcMar>
+              <w:top w:type="dxa" w:w="80"/>
+              <w:left w:type="dxa" w:w="100"/>
+              <w:bottom w:type="dxa" w:w="80"/>
+              <w:right w:type="dxa" w:w="100"/>
+            </w:tcMar>
+          </w:tcPr>
+          <w:p>
+            <w:r>
+              <w:rPr>
+                <w:b w:val="false"/>
+                <w:bCs w:val="false"/>
+                <w:sz w:val="20"/>
+                <w:szCs w:val="20"/>
+              </w:rPr>
+              <w:t xml:space="preserve">☐ Ça marche</w:t>
+            </w:r>
+          </w:p>
+          <w:p>
+            <w:r>
+              <w:rPr>
+                <w:b w:val="false"/>
+                <w:bCs w:val="false"/>
+                <w:sz w:val="20"/>
+                <w:szCs w:val="20"/>
+              </w:rPr>
+              <w:t xml:space="preserve">☐ Ne marche pas</w:t>
+            </w:r>
+          </w:p>
+          <w:p>
+            <w:r>
+              <w:rPr>
+                <w:b w:val="false"/>
+                <w:bCs w:val="false"/>
+                <w:sz w:val="20"/>
+                <w:szCs w:val="20"/>
+              </w:rPr>
+              <w:t xml:space="preserve">☐ Pas compris</w:t>
+            </w:r>
+          </w:p>
+        </w:tc>
+        <w:tc>
+          <w:tcPr>
+            <w:tcW w:type="dxa" w:w="1526"/>
+            <w:tcBorders>
+              <w:top w:val="single" w:color="B8C4D0" w:sz="4"/>
+              <w:left w:val="single" w:color="B8C4D0" w:sz="4"/>
+              <w:bottom w:val="single" w:color="B8C4D0" w:sz="4"/>
+              <w:right w:val="single" w:color="B8C4D0" w:sz="4"/>
+            </w:tcBorders>
+            <w:tcMar>
+              <w:top w:type="dxa" w:w="80"/>
+              <w:left w:type="dxa" w:w="100"/>
+              <w:bottom w:type="dxa" w:w="80"/>
+              <w:right w:type="dxa" w:w="100"/>
+            </w:tcMar>
+          </w:tcPr>
+          <w:p>
+            <w:r>
+              <w:rPr>
+                <w:b w:val="false"/>
+                <w:bCs w:val="false"/>
+                <w:sz w:val="20"/>
+                <w:szCs w:val="20"/>
+              </w:rPr>
+              <w:t xml:space="preserve"/>
+            </w:r>
+          </w:p>
+        </w:tc>
+      </w:tr>
+      <w:tr>
+        <w:trPr>
+          <w:cantSplit/>
+        </w:trPr>
+        <w:tc>
+          <w:tcPr>
+            <w:tcW w:type="dxa" w:w="480"/>
+            <w:tcBorders>
+              <w:top w:val="single" w:color="B8C4D0" w:sz="4"/>
+              <w:left w:val="single" w:color="B8C4D0" w:sz="4"/>
+              <w:bottom w:val="single" w:color="B8C4D0" w:sz="4"/>
+              <w:right w:val="single" w:color="B8C4D0" w:sz="4"/>
+            </w:tcBorders>
+            <w:shd w:fill="EAF1F8" w:color="auto" w:val="clear"/>
+            <w:tcMar>
+              <w:top w:type="dxa" w:w="80"/>
+              <w:left w:type="dxa" w:w="100"/>
+              <w:bottom w:type="dxa" w:w="80"/>
+              <w:right w:type="dxa" w:w="100"/>
+            </w:tcMar>
+          </w:tcPr>
+          <w:p>
+            <w:r>
+              <w:rPr>
+                <w:b w:val="false"/>
+                <w:bCs w:val="false"/>
+                <w:sz w:val="20"/>
+                <w:szCs w:val="20"/>
+              </w:rPr>
+              <w:t xml:space="preserve">3</w:t>
+            </w:r>
+          </w:p>
+        </w:tc>
+        <w:tc>
+          <w:tcPr>
+            <w:tcW w:type="dxa" w:w="3300"/>
+            <w:tcBorders>
+              <w:top w:val="single" w:color="B8C4D0" w:sz="4"/>
+              <w:left w:val="single" w:color="B8C4D0" w:sz="4"/>
+              <w:bottom w:val="single" w:color="B8C4D0" w:sz="4"/>
+              <w:right w:val="single" w:color="B8C4D0" w:sz="4"/>
+            </w:tcBorders>
+            <w:tcMar>
+              <w:top w:type="dxa" w:w="80"/>
+              <w:left w:type="dxa" w:w="100"/>
+              <w:bottom w:type="dxa" w:w="80"/>
+              <w:right w:type="dxa" w:w="100"/>
+            </w:tcMar>
+          </w:tcPr>
+          <w:p>
+            <w:r>
+              <w:rPr>
+                <w:b w:val="false"/>
+                <w:bCs w:val="false"/>
+                <w:sz w:val="20"/>
+                <w:szCs w:val="20"/>
+              </w:rPr>
+              <w:t xml:space="preserve">Quand il a répondu, ouvrez la fiche.</w:t>
+            </w:r>
+          </w:p>
+        </w:tc>
+        <w:tc>
+          <w:tcPr>
+            <w:tcW w:type="dxa" w:w="2800"/>
+            <w:tcBorders>
+              <w:top w:val="single" w:color="B8C4D0" w:sz="4"/>
+              <w:left w:val="single" w:color="B8C4D0" w:sz="4"/>
+              <w:bottom w:val="single" w:color="B8C4D0" w:sz="4"/>
+              <w:right w:val="single" w:color="B8C4D0" w:sz="4"/>
+            </w:tcBorders>
+            <w:tcMar>
+              <w:top w:type="dxa" w:w="80"/>
+              <w:left w:type="dxa" w:w="100"/>
+              <w:bottom w:type="dxa" w:w="80"/>
+              <w:right w:type="dxa" w:w="100"/>
+            </w:tcMar>
+          </w:tcPr>
+          <w:p>
+            <w:r>
+              <w:rPr>
+                <w:b w:val="false"/>
+                <w:bCs w:val="false"/>
+                <w:sz w:val="20"/>
+                <w:szCs w:val="20"/>
+              </w:rPr>
+              <w:t xml:space="preserve">Ses pièces apparaissent dans la liste ; « Ouvrir » les affiche sans téléchargement.</w:t>
+            </w:r>
+          </w:p>
+        </w:tc>
+        <w:tc>
+          <w:tcPr>
+            <w:tcW w:type="dxa" w:w="1800"/>
+            <w:tcBorders>
+              <w:top w:val="single" w:color="B8C4D0" w:sz="4"/>
+              <w:left w:val="single" w:color="B8C4D0" w:sz="4"/>
+              <w:bottom w:val="single" w:color="B8C4D0" w:sz="4"/>
+              <w:right w:val="single" w:color="B8C4D0" w:sz="4"/>
+            </w:tcBorders>
+            <w:tcMar>
+              <w:top w:type="dxa" w:w="80"/>
+              <w:left w:type="dxa" w:w="100"/>
+              <w:bottom w:type="dxa" w:w="80"/>
+              <w:right w:type="dxa" w:w="100"/>
+            </w:tcMar>
+          </w:tcPr>
+          <w:p>
+            <w:r>
+              <w:rPr>
+                <w:b w:val="false"/>
+                <w:bCs w:val="false"/>
+                <w:sz w:val="20"/>
+                <w:szCs w:val="20"/>
+              </w:rPr>
+              <w:t xml:space="preserve">☐ Ça marche</w:t>
+            </w:r>
+          </w:p>
+          <w:p>
+            <w:r>
+              <w:rPr>
+                <w:b w:val="false"/>
+                <w:bCs w:val="false"/>
+                <w:sz w:val="20"/>
+                <w:szCs w:val="20"/>
+              </w:rPr>
+              <w:t xml:space="preserve">☐ Ne marche pas</w:t>
+            </w:r>
+          </w:p>
+          <w:p>
+            <w:r>
+              <w:rPr>
+                <w:b w:val="false"/>
+                <w:bCs w:val="false"/>
+                <w:sz w:val="20"/>
+                <w:szCs w:val="20"/>
+              </w:rPr>
+              <w:t xml:space="preserve">☐ Pas compris</w:t>
+            </w:r>
+          </w:p>
+        </w:tc>
+        <w:tc>
+          <w:tcPr>
+            <w:tcW w:type="dxa" w:w="1526"/>
+            <w:tcBorders>
+              <w:top w:val="single" w:color="B8C4D0" w:sz="4"/>
+              <w:left w:val="single" w:color="B8C4D0" w:sz="4"/>
+              <w:bottom w:val="single" w:color="B8C4D0" w:sz="4"/>
+              <w:right w:val="single" w:color="B8C4D0" w:sz="4"/>
+            </w:tcBorders>
+            <w:tcMar>
+              <w:top w:type="dxa" w:w="80"/>
+              <w:left w:type="dxa" w:w="100"/>
+              <w:bottom w:type="dxa" w:w="80"/>
+              <w:right w:type="dxa" w:w="100"/>
+            </w:tcMar>
+          </w:tcPr>
+          <w:p>
+            <w:r>
+              <w:rPr>
+                <w:b w:val="false"/>
+                <w:bCs w:val="false"/>
+                <w:sz w:val="20"/>
+                <w:szCs w:val="20"/>
+              </w:rPr>
+              <w:t xml:space="preserve"/>
+            </w:r>
+          </w:p>
+        </w:tc>
+      </w:tr>
+    </w:tbl>
+    <w:p>
+      <w:pPr>
+        <w:spacing w:after="120"/>
+      </w:pPr>
+      <w:r>
+        <w:t xml:space="preserve"/>
+      </w:r>
+    </w:p>
+    <w:p>
+      <w:pPr>
+        <w:pStyle w:val="Heading1"/>
+      </w:pPr>
+      <w:r>
+        <w:t xml:space="preserve">Partie 5 — Terminer</w:t>
       </w:r>
     </w:p>
     <w:p>

--- a/docs/recette/guides-utilisateurs/Guide-de-test-Agent-Gate.docx
+++ b/docs/recette/guides-utilisateurs/Guide-de-test-Agent-Gate.docx
@@ -57,7 +57,7 @@
           <w:sz w:val="22"/>
           <w:szCs w:val="22"/>
         </w:rPr>
-        <w:t xml:space="preserve">Version 1.3 — 04/10/2026</w:t>
+        <w:t xml:space="preserve">Version 1.4 — 05/10/2026</w:t>
       </w:r>
     </w:p>
     <w:tbl>
@@ -171,7 +171,7 @@
           <w:b/>
           <w:bCs/>
         </w:rPr>
-        <w:t xml:space="preserve">Durée estimée : environ 45 minutes, en 5 parties.</w:t>
+        <w:t xml:space="preserve">Durée estimée : environ 60 minutes, en 6 parties.</w:t>
       </w:r>
     </w:p>
     <w:p>
@@ -4566,7 +4566,550 @@
         <w:pStyle w:val="Heading1"/>
       </w:pPr>
       <w:r>
-        <w:t xml:space="preserve">Partie 5 — Terminer</w:t>
+        <w:t xml:space="preserve">Partie 5 — Vérifier le formulaire officiel de la flotte</w:t>
+      </w:r>
+    </w:p>
+    <w:p>
+      <w:pPr>
+        <w:spacing w:after="120"/>
+        <w:rPr>
+          <w:i/>
+          <w:iCs/>
+        </w:rPr>
+      </w:pPr>
+      <w:r>
+        <w:rPr>
+          <w:i/>
+          <w:iCs/>
+        </w:rPr>
+        <w:t xml:space="preserve">Chaque demande de flotte arrive avec son formulaire officiel signé en ligne.</w:t>
+      </w:r>
+    </w:p>
+    <w:tbl>
+      <w:tblPr>
+        <w:tblW w:type="dxa" w:w="9906"/>
+        <w:tblBorders>
+          <w:top w:val="single" w:color="auto" w:sz="4"/>
+          <w:left w:val="single" w:color="auto" w:sz="4"/>
+          <w:bottom w:val="single" w:color="auto" w:sz="4"/>
+          <w:right w:val="single" w:color="auto" w:sz="4"/>
+          <w:insideH w:val="single" w:color="auto" w:sz="4"/>
+          <w:insideV w:val="single" w:color="auto" w:sz="4"/>
+        </w:tblBorders>
+      </w:tblPr>
+      <w:tblGrid>
+        <w:gridCol w:w="480"/>
+        <w:gridCol w:w="3300"/>
+        <w:gridCol w:w="2800"/>
+        <w:gridCol w:w="1800"/>
+        <w:gridCol w:w="1526"/>
+      </w:tblGrid>
+      <w:tr>
+        <w:trPr>
+          <w:tblHeader/>
+        </w:trPr>
+        <w:tc>
+          <w:tcPr>
+            <w:tcW w:type="dxa" w:w="480"/>
+            <w:tcBorders>
+              <w:top w:val="single" w:color="B8C4D0" w:sz="4"/>
+              <w:left w:val="single" w:color="B8C4D0" w:sz="4"/>
+              <w:bottom w:val="single" w:color="B8C4D0" w:sz="4"/>
+              <w:right w:val="single" w:color="B8C4D0" w:sz="4"/>
+            </w:tcBorders>
+            <w:shd w:fill="0B3D6E" w:color="auto" w:val="clear"/>
+            <w:tcMar>
+              <w:top w:type="dxa" w:w="80"/>
+              <w:left w:type="dxa" w:w="100"/>
+              <w:bottom w:type="dxa" w:w="80"/>
+              <w:right w:type="dxa" w:w="100"/>
+            </w:tcMar>
+          </w:tcPr>
+          <w:p>
+            <w:r>
+              <w:rPr>
+                <w:b/>
+                <w:bCs/>
+                <w:color w:val="FFFFFF"/>
+                <w:sz w:val="20"/>
+                <w:szCs w:val="20"/>
+              </w:rPr>
+              <w:t xml:space="preserve">N°</w:t>
+            </w:r>
+          </w:p>
+        </w:tc>
+        <w:tc>
+          <w:tcPr>
+            <w:tcW w:type="dxa" w:w="3300"/>
+            <w:tcBorders>
+              <w:top w:val="single" w:color="B8C4D0" w:sz="4"/>
+              <w:left w:val="single" w:color="B8C4D0" w:sz="4"/>
+              <w:bottom w:val="single" w:color="B8C4D0" w:sz="4"/>
+              <w:right w:val="single" w:color="B8C4D0" w:sz="4"/>
+            </w:tcBorders>
+            <w:shd w:fill="0B3D6E" w:color="auto" w:val="clear"/>
+            <w:tcMar>
+              <w:top w:type="dxa" w:w="80"/>
+              <w:left w:type="dxa" w:w="100"/>
+              <w:bottom w:type="dxa" w:w="80"/>
+              <w:right w:type="dxa" w:w="100"/>
+            </w:tcMar>
+          </w:tcPr>
+          <w:p>
+            <w:r>
+              <w:rPr>
+                <w:b/>
+                <w:bCs/>
+                <w:color w:val="FFFFFF"/>
+                <w:sz w:val="20"/>
+                <w:szCs w:val="20"/>
+              </w:rPr>
+              <w:t xml:space="preserve">Ce que vous faites</w:t>
+            </w:r>
+          </w:p>
+        </w:tc>
+        <w:tc>
+          <w:tcPr>
+            <w:tcW w:type="dxa" w:w="2800"/>
+            <w:tcBorders>
+              <w:top w:val="single" w:color="B8C4D0" w:sz="4"/>
+              <w:left w:val="single" w:color="B8C4D0" w:sz="4"/>
+              <w:bottom w:val="single" w:color="B8C4D0" w:sz="4"/>
+              <w:right w:val="single" w:color="B8C4D0" w:sz="4"/>
+            </w:tcBorders>
+            <w:shd w:fill="0B3D6E" w:color="auto" w:val="clear"/>
+            <w:tcMar>
+              <w:top w:type="dxa" w:w="80"/>
+              <w:left w:type="dxa" w:w="100"/>
+              <w:bottom w:type="dxa" w:w="80"/>
+              <w:right w:type="dxa" w:w="100"/>
+            </w:tcMar>
+          </w:tcPr>
+          <w:p>
+            <w:r>
+              <w:rPr>
+                <w:b/>
+                <w:bCs/>
+                <w:color w:val="FFFFFF"/>
+                <w:sz w:val="20"/>
+                <w:szCs w:val="20"/>
+              </w:rPr>
+              <w:t xml:space="preserve">Ce que vous devez voir</w:t>
+            </w:r>
+          </w:p>
+        </w:tc>
+        <w:tc>
+          <w:tcPr>
+            <w:tcW w:type="dxa" w:w="1800"/>
+            <w:tcBorders>
+              <w:top w:val="single" w:color="B8C4D0" w:sz="4"/>
+              <w:left w:val="single" w:color="B8C4D0" w:sz="4"/>
+              <w:bottom w:val="single" w:color="B8C4D0" w:sz="4"/>
+              <w:right w:val="single" w:color="B8C4D0" w:sz="4"/>
+            </w:tcBorders>
+            <w:shd w:fill="0B3D6E" w:color="auto" w:val="clear"/>
+            <w:tcMar>
+              <w:top w:type="dxa" w:w="80"/>
+              <w:left w:type="dxa" w:w="100"/>
+              <w:bottom w:type="dxa" w:w="80"/>
+              <w:right w:type="dxa" w:w="100"/>
+            </w:tcMar>
+          </w:tcPr>
+          <w:p>
+            <w:r>
+              <w:rPr>
+                <w:b/>
+                <w:bCs/>
+                <w:color w:val="FFFFFF"/>
+                <w:sz w:val="20"/>
+                <w:szCs w:val="20"/>
+              </w:rPr>
+              <w:t xml:space="preserve">Résultat</w:t>
+            </w:r>
+          </w:p>
+        </w:tc>
+        <w:tc>
+          <w:tcPr>
+            <w:tcW w:type="dxa" w:w="1526"/>
+            <w:tcBorders>
+              <w:top w:val="single" w:color="B8C4D0" w:sz="4"/>
+              <w:left w:val="single" w:color="B8C4D0" w:sz="4"/>
+              <w:bottom w:val="single" w:color="B8C4D0" w:sz="4"/>
+              <w:right w:val="single" w:color="B8C4D0" w:sz="4"/>
+            </w:tcBorders>
+            <w:shd w:fill="0B3D6E" w:color="auto" w:val="clear"/>
+            <w:tcMar>
+              <w:top w:type="dxa" w:w="80"/>
+              <w:left w:type="dxa" w:w="100"/>
+              <w:bottom w:type="dxa" w:w="80"/>
+              <w:right w:type="dxa" w:w="100"/>
+            </w:tcMar>
+          </w:tcPr>
+          <w:p>
+            <w:r>
+              <w:rPr>
+                <w:b/>
+                <w:bCs/>
+                <w:color w:val="FFFFFF"/>
+                <w:sz w:val="20"/>
+                <w:szCs w:val="20"/>
+              </w:rPr>
+              <w:t xml:space="preserve">Commentaire</w:t>
+            </w:r>
+          </w:p>
+        </w:tc>
+      </w:tr>
+      <w:tr>
+        <w:trPr>
+          <w:cantSplit/>
+        </w:trPr>
+        <w:tc>
+          <w:tcPr>
+            <w:tcW w:type="dxa" w:w="480"/>
+            <w:tcBorders>
+              <w:top w:val="single" w:color="B8C4D0" w:sz="4"/>
+              <w:left w:val="single" w:color="B8C4D0" w:sz="4"/>
+              <w:bottom w:val="single" w:color="B8C4D0" w:sz="4"/>
+              <w:right w:val="single" w:color="B8C4D0" w:sz="4"/>
+            </w:tcBorders>
+            <w:shd w:fill="EAF1F8" w:color="auto" w:val="clear"/>
+            <w:tcMar>
+              <w:top w:type="dxa" w:w="80"/>
+              <w:left w:type="dxa" w:w="100"/>
+              <w:bottom w:type="dxa" w:w="80"/>
+              <w:right w:type="dxa" w:w="100"/>
+            </w:tcMar>
+          </w:tcPr>
+          <w:p>
+            <w:r>
+              <w:rPr>
+                <w:b w:val="false"/>
+                <w:bCs w:val="false"/>
+                <w:sz w:val="20"/>
+                <w:szCs w:val="20"/>
+              </w:rPr>
+              <w:t xml:space="preserve">1</w:t>
+            </w:r>
+          </w:p>
+        </w:tc>
+        <w:tc>
+          <w:tcPr>
+            <w:tcW w:type="dxa" w:w="3300"/>
+            <w:tcBorders>
+              <w:top w:val="single" w:color="B8C4D0" w:sz="4"/>
+              <w:left w:val="single" w:color="B8C4D0" w:sz="4"/>
+              <w:bottom w:val="single" w:color="B8C4D0" w:sz="4"/>
+              <w:right w:val="single" w:color="B8C4D0" w:sz="4"/>
+            </w:tcBorders>
+            <w:tcMar>
+              <w:top w:type="dxa" w:w="80"/>
+              <w:left w:type="dxa" w:w="100"/>
+              <w:bottom w:type="dxa" w:w="80"/>
+              <w:right w:type="dxa" w:w="100"/>
+            </w:tcMar>
+          </w:tcPr>
+          <w:p>
+            <w:r>
+              <w:rPr>
+                <w:b w:val="false"/>
+                <w:bCs w:val="false"/>
+                <w:sz w:val="20"/>
+                <w:szCs w:val="20"/>
+              </w:rPr>
+              <w:t xml:space="preserve">Ouvrez un dossier d'enrôlement de flotte, onglet Documents.</w:t>
+            </w:r>
+          </w:p>
+        </w:tc>
+        <w:tc>
+          <w:tcPr>
+            <w:tcW w:type="dxa" w:w="2800"/>
+            <w:tcBorders>
+              <w:top w:val="single" w:color="B8C4D0" w:sz="4"/>
+              <w:left w:val="single" w:color="B8C4D0" w:sz="4"/>
+              <w:bottom w:val="single" w:color="B8C4D0" w:sz="4"/>
+              <w:right w:val="single" w:color="B8C4D0" w:sz="4"/>
+            </w:tcBorders>
+            <w:tcMar>
+              <w:top w:type="dxa" w:w="80"/>
+              <w:left w:type="dxa" w:w="100"/>
+              <w:bottom w:type="dxa" w:w="80"/>
+              <w:right w:type="dxa" w:w="100"/>
+            </w:tcMar>
+          </w:tcPr>
+          <w:p>
+            <w:r>
+              <w:rPr>
+                <w:b w:val="false"/>
+                <w:bCs w:val="false"/>
+                <w:sz w:val="20"/>
+                <w:szCs w:val="20"/>
+              </w:rPr>
+              <w:t xml:space="preserve">Le PDF CIT-CIV-CG-F-0001 (camions) ou F-0002 (chauffeurs) est présent.</w:t>
+            </w:r>
+          </w:p>
+        </w:tc>
+        <w:tc>
+          <w:tcPr>
+            <w:tcW w:type="dxa" w:w="1800"/>
+            <w:tcBorders>
+              <w:top w:val="single" w:color="B8C4D0" w:sz="4"/>
+              <w:left w:val="single" w:color="B8C4D0" w:sz="4"/>
+              <w:bottom w:val="single" w:color="B8C4D0" w:sz="4"/>
+              <w:right w:val="single" w:color="B8C4D0" w:sz="4"/>
+            </w:tcBorders>
+            <w:tcMar>
+              <w:top w:type="dxa" w:w="80"/>
+              <w:left w:type="dxa" w:w="100"/>
+              <w:bottom w:type="dxa" w:w="80"/>
+              <w:right w:type="dxa" w:w="100"/>
+            </w:tcMar>
+          </w:tcPr>
+          <w:p>
+            <w:r>
+              <w:rPr>
+                <w:b w:val="false"/>
+                <w:bCs w:val="false"/>
+                <w:sz w:val="20"/>
+                <w:szCs w:val="20"/>
+              </w:rPr>
+              <w:t xml:space="preserve">☐ Ça marche</w:t>
+            </w:r>
+          </w:p>
+          <w:p>
+            <w:r>
+              <w:rPr>
+                <w:b w:val="false"/>
+                <w:bCs w:val="false"/>
+                <w:sz w:val="20"/>
+                <w:szCs w:val="20"/>
+              </w:rPr>
+              <w:t xml:space="preserve">☐ Ne marche pas</w:t>
+            </w:r>
+          </w:p>
+          <w:p>
+            <w:r>
+              <w:rPr>
+                <w:b w:val="false"/>
+                <w:bCs w:val="false"/>
+                <w:sz w:val="20"/>
+                <w:szCs w:val="20"/>
+              </w:rPr>
+              <w:t xml:space="preserve">☐ Pas compris</w:t>
+            </w:r>
+          </w:p>
+        </w:tc>
+        <w:tc>
+          <w:tcPr>
+            <w:tcW w:type="dxa" w:w="1526"/>
+            <w:tcBorders>
+              <w:top w:val="single" w:color="B8C4D0" w:sz="4"/>
+              <w:left w:val="single" w:color="B8C4D0" w:sz="4"/>
+              <w:bottom w:val="single" w:color="B8C4D0" w:sz="4"/>
+              <w:right w:val="single" w:color="B8C4D0" w:sz="4"/>
+            </w:tcBorders>
+            <w:tcMar>
+              <w:top w:type="dxa" w:w="80"/>
+              <w:left w:type="dxa" w:w="100"/>
+              <w:bottom w:type="dxa" w:w="80"/>
+              <w:right w:type="dxa" w:w="100"/>
+            </w:tcMar>
+          </w:tcPr>
+          <w:p>
+            <w:r>
+              <w:rPr>
+                <w:b w:val="false"/>
+                <w:bCs w:val="false"/>
+                <w:sz w:val="20"/>
+                <w:szCs w:val="20"/>
+              </w:rPr>
+              <w:t xml:space="preserve"/>
+            </w:r>
+          </w:p>
+        </w:tc>
+      </w:tr>
+      <w:tr>
+        <w:trPr>
+          <w:cantSplit/>
+        </w:trPr>
+        <w:tc>
+          <w:tcPr>
+            <w:tcW w:type="dxa" w:w="480"/>
+            <w:tcBorders>
+              <w:top w:val="single" w:color="B8C4D0" w:sz="4"/>
+              <w:left w:val="single" w:color="B8C4D0" w:sz="4"/>
+              <w:bottom w:val="single" w:color="B8C4D0" w:sz="4"/>
+              <w:right w:val="single" w:color="B8C4D0" w:sz="4"/>
+            </w:tcBorders>
+            <w:shd w:fill="EAF1F8" w:color="auto" w:val="clear"/>
+            <w:tcMar>
+              <w:top w:type="dxa" w:w="80"/>
+              <w:left w:type="dxa" w:w="100"/>
+              <w:bottom w:type="dxa" w:w="80"/>
+              <w:right w:type="dxa" w:w="100"/>
+            </w:tcMar>
+          </w:tcPr>
+          <w:p>
+            <w:r>
+              <w:rPr>
+                <w:b w:val="false"/>
+                <w:bCs w:val="false"/>
+                <w:sz w:val="20"/>
+                <w:szCs w:val="20"/>
+              </w:rPr>
+              <w:t xml:space="preserve">2</w:t>
+            </w:r>
+          </w:p>
+        </w:tc>
+        <w:tc>
+          <w:tcPr>
+            <w:tcW w:type="dxa" w:w="3300"/>
+            <w:tcBorders>
+              <w:top w:val="single" w:color="B8C4D0" w:sz="4"/>
+              <w:left w:val="single" w:color="B8C4D0" w:sz="4"/>
+              <w:bottom w:val="single" w:color="B8C4D0" w:sz="4"/>
+              <w:right w:val="single" w:color="B8C4D0" w:sz="4"/>
+            </w:tcBorders>
+            <w:tcMar>
+              <w:top w:type="dxa" w:w="80"/>
+              <w:left w:type="dxa" w:w="100"/>
+              <w:bottom w:type="dxa" w:w="80"/>
+              <w:right w:type="dxa" w:w="100"/>
+            </w:tcMar>
+          </w:tcPr>
+          <w:p>
+            <w:r>
+              <w:rPr>
+                <w:b w:val="false"/>
+                <w:bCs w:val="false"/>
+                <w:sz w:val="20"/>
+                <w:szCs w:val="20"/>
+              </w:rPr>
+              <w:t xml:space="preserve">Ouvrez-le en aperçu.</w:t>
+            </w:r>
+          </w:p>
+        </w:tc>
+        <w:tc>
+          <w:tcPr>
+            <w:tcW w:type="dxa" w:w="2800"/>
+            <w:tcBorders>
+              <w:top w:val="single" w:color="B8C4D0" w:sz="4"/>
+              <w:left w:val="single" w:color="B8C4D0" w:sz="4"/>
+              <w:bottom w:val="single" w:color="B8C4D0" w:sz="4"/>
+              <w:right w:val="single" w:color="B8C4D0" w:sz="4"/>
+            </w:tcBorders>
+            <w:tcMar>
+              <w:top w:type="dxa" w:w="80"/>
+              <w:left w:type="dxa" w:w="100"/>
+              <w:bottom w:type="dxa" w:w="80"/>
+              <w:right w:type="dxa" w:w="100"/>
+            </w:tcMar>
+          </w:tcPr>
+          <w:p>
+            <w:r>
+              <w:rPr>
+                <w:b w:val="false"/>
+                <w:bCs w:val="false"/>
+                <w:sz w:val="20"/>
+                <w:szCs w:val="20"/>
+              </w:rPr>
+              <w:t xml:space="preserve">Signataire, qualité, société, siège et liste sont renseignés : il remplace le formulaire papier.</w:t>
+            </w:r>
+          </w:p>
+        </w:tc>
+        <w:tc>
+          <w:tcPr>
+            <w:tcW w:type="dxa" w:w="1800"/>
+            <w:tcBorders>
+              <w:top w:val="single" w:color="B8C4D0" w:sz="4"/>
+              <w:left w:val="single" w:color="B8C4D0" w:sz="4"/>
+              <w:bottom w:val="single" w:color="B8C4D0" w:sz="4"/>
+              <w:right w:val="single" w:color="B8C4D0" w:sz="4"/>
+            </w:tcBorders>
+            <w:tcMar>
+              <w:top w:type="dxa" w:w="80"/>
+              <w:left w:type="dxa" w:w="100"/>
+              <w:bottom w:type="dxa" w:w="80"/>
+              <w:right w:type="dxa" w:w="100"/>
+            </w:tcMar>
+          </w:tcPr>
+          <w:p>
+            <w:r>
+              <w:rPr>
+                <w:b w:val="false"/>
+                <w:bCs w:val="false"/>
+                <w:sz w:val="20"/>
+                <w:szCs w:val="20"/>
+              </w:rPr>
+              <w:t xml:space="preserve">☐ Ça marche</w:t>
+            </w:r>
+          </w:p>
+          <w:p>
+            <w:r>
+              <w:rPr>
+                <w:b w:val="false"/>
+                <w:bCs w:val="false"/>
+                <w:sz w:val="20"/>
+                <w:szCs w:val="20"/>
+              </w:rPr>
+              <w:t xml:space="preserve">☐ Ne marche pas</w:t>
+            </w:r>
+          </w:p>
+          <w:p>
+            <w:r>
+              <w:rPr>
+                <w:b w:val="false"/>
+                <w:bCs w:val="false"/>
+                <w:sz w:val="20"/>
+                <w:szCs w:val="20"/>
+              </w:rPr>
+              <w:t xml:space="preserve">☐ Pas compris</w:t>
+            </w:r>
+          </w:p>
+        </w:tc>
+        <w:tc>
+          <w:tcPr>
+            <w:tcW w:type="dxa" w:w="1526"/>
+            <w:tcBorders>
+              <w:top w:val="single" w:color="B8C4D0" w:sz="4"/>
+              <w:left w:val="single" w:color="B8C4D0" w:sz="4"/>
+              <w:bottom w:val="single" w:color="B8C4D0" w:sz="4"/>
+              <w:right w:val="single" w:color="B8C4D0" w:sz="4"/>
+            </w:tcBorders>
+            <w:tcMar>
+              <w:top w:type="dxa" w:w="80"/>
+              <w:left w:type="dxa" w:w="100"/>
+              <w:bottom w:type="dxa" w:w="80"/>
+              <w:right w:type="dxa" w:w="100"/>
+            </w:tcMar>
+          </w:tcPr>
+          <w:p>
+            <w:r>
+              <w:rPr>
+                <w:b w:val="false"/>
+                <w:bCs w:val="false"/>
+                <w:sz w:val="20"/>
+                <w:szCs w:val="20"/>
+              </w:rPr>
+              <w:t xml:space="preserve"/>
+            </w:r>
+          </w:p>
+        </w:tc>
+      </w:tr>
+    </w:tbl>
+    <w:p>
+      <w:pPr>
+        <w:spacing w:after="120"/>
+      </w:pPr>
+      <w:r>
+        <w:t xml:space="preserve"/>
+      </w:r>
+    </w:p>
+    <w:p>
+      <w:pPr>
+        <w:pStyle w:val="Heading1"/>
+      </w:pPr>
+      <w:r>
+        <w:t xml:space="preserve">Partie 6 — Terminer</w:t>
       </w:r>
     </w:p>
     <w:p>
